--- a/public/downloads/przykladowa-praca-magisterska-informatyka.docx
+++ b/public/downloads/przykladowa-praca-magisterska-informatyka.docx
@@ -120,7 +120,7 @@
         <w:t xml:space="preserve">(zaprojektowanie i wykonanie systemu) z przykładową treścią i komentarzami. Niebieskie adnotacje opisują funkcję każdej części — usuń je w swojej pracy. Zwróć uwagę na analizę wymagań zamiast hipotez, projekt (UML, model danych), opis implementacji i testy — to cechy charakterystyczne pracy inżynierskiej/informatycznej. Pełne poradniki: praca-magisterska.pl/poradniki/</w:t>
       </w:r>
     </w:p>
-    <w:bookmarkStart w:id="20" w:name="streszczenie"/>
+    <w:bookmarkStart w:id="9" w:name="_streszczenie"/>
     <w:p>
       <w:pPr>
         <w:pStyle w:val="Heading1"/>
@@ -163,8 +163,8 @@
         <w:t xml:space="preserve">[W informatyce streszczenie opisuje cel inżynierski (co zaprojektowano i zbudowano), zastosowane podejście i wynik (działający system). Dołącz wersję angielską (Abstract), jeśli wymaga jej uczelnia.]</w:t>
       </w:r>
     </w:p>
-    <w:bookmarkEnd w:id="20"/>
-    <w:bookmarkStart w:id="21" w:name="spis-treści"/>
+    <w:bookmarkEnd w:id="9"/>
+    <w:bookmarkStart w:id="10" w:name="_68349d0c7d64ae346c98bcec9a8185b5790f4f0"/>
     <w:p>
       <w:pPr>
         <w:pStyle w:val="Heading1"/>
@@ -360,8 +360,8 @@
         <w:t xml:space="preserve"> </w:t>
       </w:r>
     </w:p>
-    <w:bookmarkEnd w:id="21"/>
-    <w:bookmarkStart w:id="22" w:name="wstęp"/>
+    <w:bookmarkEnd w:id="10"/>
+    <w:bookmarkStart w:id="11" w:name="_wstęp"/>
     <w:p>
       <w:pPr>
         <w:pStyle w:val="Heading1"/>
@@ -380,10 +380,26 @@
     </w:p>
     <w:p>
       <w:pPr>
+        <w:pStyle w:val="FirstParagraph"/>
+      </w:pPr>
+      <w:r>
+        <w:t xml:space="preserve">Cyfryzacja procesów obsługi instytucji publicznych objęła również biblioteki, w których ręczne prowadzenie ewidencji zbiorów i wypożyczeń jest czasochłonne i podatne na błędy. Dedykowana aplikacja webowa pozwala zautomatyzować te procesy i udostępnić katalog czytelnikom online.</w:t>
+      </w:r>
+    </w:p>
+    <w:p>
+      <w:pPr>
+        <w:pStyle w:val="Anno"/>
+      </w:pPr>
+      <w:r>
+        <w:t xml:space="preserve">[Akapit 2 — cel inżynierski pracy. W informatyce cel formułuje się jako zaprojektowanie i wykonanie systemu, nie jako weryfikację hipotez.]</w:t>
+      </w:r>
+    </w:p>
+    <w:p>
+      <w:pPr>
         <w:pStyle w:val="BodyText"/>
       </w:pPr>
       <w:r>
-        <w:t xml:space="preserve">Cyfryzacja procesów obsługi instytucji publicznych objęła również biblioteki, w których ręczne prowadzenie ewidencji zbiorów i wypożyczeń jest czasochłonne i podatne na błędy. Dedykowana aplikacja webowa pozwala zautomatyzować te procesy i udostępnić katalog czytelnikom online.</w:t>
+        <w:t xml:space="preserve">Celem pracy jest zaprojektowanie, implementacja i przetestowanie aplikacji webowej wspierającej zarządzanie biblioteką w zakresie katalogowania zbiorów, obsługi wypożyczeń i zarządzania kontami czytelników.</w:t>
       </w:r>
     </w:p>
     <w:p>
@@ -391,7 +407,7 @@
         <w:pStyle w:val="Anno"/>
       </w:pPr>
       <w:r>
-        <w:t xml:space="preserve">[Akapit 2 — cel inżynierski pracy. W informatyce cel formułuje się jako zaprojektowanie i wykonanie systemu, nie jako weryfikację hipotez.]</w:t>
+        <w:t xml:space="preserve">[Akapit 3 — zakres i struktura pracy.]</w:t>
       </w:r>
     </w:p>
     <w:p>
@@ -399,7 +415,26 @@
         <w:pStyle w:val="BodyText"/>
       </w:pPr>
       <w:r>
-        <w:t xml:space="preserve">Celem pracy jest zaprojektowanie, implementacja i przetestowanie aplikacji webowej wspierającej zarządzanie biblioteką w zakresie katalogowania zbiorów, obsługi wypożyczeń i zarządzania kontami czytelników.</w:t>
+        <w:t xml:space="preserve">Praca obejmuje pełny cykl wytwarzania oprogramowania: analizę wymagań, projekt, implementację i testy. Składa się z czterech rozdziałów odpowiadających kolejnym etapom tego procesu, zakończonych oceną rozwiązania i wskazaniem kierunków rozwoju.</w:t>
+      </w:r>
+    </w:p>
+    <w:bookmarkEnd w:id="11"/>
+    <w:bookmarkStart w:id="13" w:name="_88c7aacb776795afe4640014846b86a7ae29940"/>
+    <w:p>
+      <w:pPr>
+        <w:pStyle w:val="Heading1"/>
+      </w:pPr>
+      <w:r>
+        <w:t xml:space="preserve">Rozdział 1. Analiza problemu i przegląd rozwiązań</w:t>
+      </w:r>
+    </w:p>
+    <w:bookmarkStart w:id="12" w:name="_1d98b186220d36ceb3d6d1e26a6f86cb2917bb1"/>
+    <w:p>
+      <w:pPr>
+        <w:pStyle w:val="Heading2"/>
+      </w:pPr>
+      <w:r>
+        <w:t xml:space="preserve">1.3. Analiza wymagań funkcjonalnych i niefunkcjonalnych</w:t>
       </w:r>
     </w:p>
     <w:p>
@@ -407,47 +442,12 @@
         <w:pStyle w:val="Anno"/>
       </w:pPr>
       <w:r>
-        <w:t xml:space="preserve">[Akapit 3 — zakres i struktura pracy.]</w:t>
-      </w:r>
-    </w:p>
-    <w:p>
-      <w:pPr>
-        <w:pStyle w:val="BodyText"/>
-      </w:pPr>
-      <w:r>
-        <w:t xml:space="preserve">Praca obejmuje pełny cykl wytwarzania oprogramowania: analizę wymagań, projekt, implementację i testy. Składa się z czterech rozdziałów odpowiadających kolejnym etapom tego procesu, zakończonych oceną rozwiązania i wskazaniem kierunków rozwoju.</w:t>
-      </w:r>
-    </w:p>
-    <w:bookmarkEnd w:id="22"/>
-    <w:bookmarkStart w:id="24" w:name="X88c7aacb776795afe4640014846b86a7ae29940"/>
-    <w:p>
-      <w:pPr>
-        <w:pStyle w:val="Heading1"/>
-      </w:pPr>
-      <w:r>
-        <w:t xml:space="preserve">Rozdział 1. Analiza problemu i przegląd rozwiązań</w:t>
-      </w:r>
-    </w:p>
-    <w:bookmarkStart w:id="23" w:name="X1d98b186220d36ceb3d6d1e26a6f86cb2917bb1"/>
-    <w:p>
-      <w:pPr>
-        <w:pStyle w:val="Heading2"/>
-      </w:pPr>
-      <w:r>
-        <w:t xml:space="preserve">1.3. Analiza wymagań funkcjonalnych i niefunkcjonalnych</w:t>
-      </w:r>
-    </w:p>
-    <w:p>
-      <w:pPr>
-        <w:pStyle w:val="Anno"/>
-      </w:pPr>
-      <w:r>
         <w:t xml:space="preserve">[W informatyce odpowiednikiem hipotez są WYMAGANIA. Dzieli się je na funkcjonalne (co system ma robić) i niefunkcjonalne (jak ma działać: wydajność, bezpieczeństwo, użyteczność). To one wyznaczają zakres pracy i kryteria oceny.]</w:t>
       </w:r>
     </w:p>
     <w:p>
       <w:pPr>
-        <w:pStyle w:val="BodyText"/>
+        <w:pStyle w:val="FirstParagraph"/>
       </w:pPr>
       <w:r>
         <w:rPr>
@@ -481,9 +481,9 @@
         <w:t xml:space="preserve">czas odpowiedzi interfejsu poniżej 1 s, obsługa co najmniej 100 równoczesnych użytkowników, szyfrowanie haseł, responsywność interfejsu, zgodność z przeglądarkami Chrome, Firefox i Edge.</w:t>
       </w:r>
     </w:p>
-    <w:bookmarkEnd w:id="23"/>
-    <w:bookmarkEnd w:id="24"/>
-    <w:bookmarkStart w:id="27" w:name="rozdział-2.-projekt-systemu"/>
+    <w:bookmarkEnd w:id="12"/>
+    <w:bookmarkEnd w:id="13"/>
+    <w:bookmarkStart w:id="16" w:name="_b2da3b18b55a20657741e04575dbc1944d253d2"/>
     <w:p>
       <w:pPr>
         <w:pStyle w:val="Heading1"/>
@@ -492,7 +492,7 @@
         <w:t xml:space="preserve">Rozdział 2. Projekt systemu</w:t>
       </w:r>
     </w:p>
-    <w:bookmarkStart w:id="25" w:name="architektura-rozwiązania"/>
+    <w:bookmarkStart w:id="14" w:name="_7fb6256c47aead700e19750e71b2ccf1fe8b93e"/>
     <w:p>
       <w:pPr>
         <w:pStyle w:val="Heading2"/>
@@ -517,8 +517,8 @@
         <w:t xml:space="preserve">[Projekt warto zilustrować diagramami UML (przypadków użycia, klas, sekwencji) oraz diagramem architektury. W tekście opisz decyzje projektowe i ich uzasadnienie — to istota części projektowej.]</w:t>
       </w:r>
     </w:p>
-    <w:bookmarkEnd w:id="25"/>
-    <w:bookmarkStart w:id="26" w:name="model-danych"/>
+    <w:bookmarkEnd w:id="14"/>
+    <w:bookmarkStart w:id="15" w:name="_e9b87b71bfe480d11d32e59861f491404c6cc22"/>
     <w:p>
       <w:pPr>
         <w:pStyle w:val="Heading2"/>
@@ -653,9 +653,9 @@
         </w:tc>
       </w:tr>
     </w:tbl>
-    <w:bookmarkEnd w:id="26"/>
-    <w:bookmarkEnd w:id="27"/>
-    <w:bookmarkStart w:id="29" w:name="rozdział-3.-implementacja"/>
+    <w:bookmarkEnd w:id="15"/>
+    <w:bookmarkEnd w:id="16"/>
+    <w:bookmarkStart w:id="18" w:name="_b165654eabd38f931b5bac193d170851957d6c9"/>
     <w:p>
       <w:pPr>
         <w:pStyle w:val="Heading1"/>
@@ -664,7 +664,7 @@
         <w:t xml:space="preserve">Rozdział 3. Implementacja</w:t>
       </w:r>
     </w:p>
-    <w:bookmarkStart w:id="28" w:name="zastosowane-technologie"/>
+    <w:bookmarkStart w:id="17" w:name="_df4349bc41867ac75e6d9bcf52a01b8b3b715de"/>
     <w:p>
       <w:pPr>
         <w:pStyle w:val="Heading2"/>
@@ -689,9 +689,9 @@
         <w:t xml:space="preserve">[Opis stosu technologicznego uzasadnij — dlaczego te technologie. Kod prezentuj fragmentami (listingami) kluczowych funkcji, nie całymi plikami. Każdy listing numeruj i opatrz podpisem.]</w:t>
       </w:r>
     </w:p>
-    <w:bookmarkEnd w:id="28"/>
-    <w:bookmarkEnd w:id="29"/>
-    <w:bookmarkStart w:id="31" w:name="X7e2658aaba82f77447f59d6193e6655ad3fd297"/>
+    <w:bookmarkEnd w:id="17"/>
+    <w:bookmarkEnd w:id="18"/>
+    <w:bookmarkStart w:id="20" w:name="_7e2658aaba82f77447f59d6193e6655ad3fd297"/>
     <w:p>
       <w:pPr>
         <w:pStyle w:val="Heading1"/>
@@ -700,7 +700,7 @@
         <w:t xml:space="preserve">Rozdział 4. Testowanie i ocena rozwiązania</w:t>
       </w:r>
     </w:p>
-    <w:bookmarkStart w:id="30" w:name="wyniki-testów"/>
+    <w:bookmarkStart w:id="19" w:name="_44acfd68cc48c1a9807b09cb74d837507e9533b"/>
     <w:p>
       <w:pPr>
         <w:pStyle w:val="Heading2"/>
@@ -886,7 +886,7 @@
     </w:tbl>
     <w:p>
       <w:pPr>
-        <w:pStyle w:val="BodyText"/>
+        <w:pStyle w:val="FirstParagraph"/>
       </w:pPr>
       <w:r>
         <w:rPr>
@@ -904,9 +904,9 @@
         <w:t xml:space="preserve">[Ocena rozwiązania polega na zestawieniu wyników testów z WYMAGANIAMI z rozdziału 1. Pokaż, które wymagania spełniono i w jakim stopniu — to odpowiednik weryfikacji hipotez w pracach empirycznych.]</w:t>
       </w:r>
     </w:p>
-    <w:bookmarkEnd w:id="30"/>
-    <w:bookmarkEnd w:id="31"/>
-    <w:bookmarkStart w:id="32" w:name="zakończenie-i-kierunki-rozwoju"/>
+    <w:bookmarkEnd w:id="19"/>
+    <w:bookmarkEnd w:id="20"/>
+    <w:bookmarkStart w:id="21" w:name="_6eb0f309f824d09d3febdb87bbf7c125fd51dca"/>
     <w:p>
       <w:pPr>
         <w:pStyle w:val="Heading1"/>
@@ -923,8 +923,8 @@
         <w:t xml:space="preserve">Zaprojektowano i zaimplementowano działający prototyp aplikacji webowej do zarządzania biblioteką, który spełnił przyjęte wymagania funkcjonalne i niefunkcjonalne. Testy potwierdziły poprawność działania i wydajność w założonym zakresie. Kierunki dalszego rozwoju obejmują integrację z zewnętrznymi katalogami bibliotecznymi, aplikację mobilną oraz moduł rekomendacji oparty na historii wypożyczeń.</w:t>
       </w:r>
     </w:p>
-    <w:bookmarkEnd w:id="32"/>
-    <w:bookmarkStart w:id="36" w:name="bibliografia"/>
+    <w:bookmarkEnd w:id="21"/>
+    <w:bookmarkStart w:id="26" w:name="_bibliografia"/>
     <w:p>
       <w:pPr>
         <w:pStyle w:val="Heading1"/>
@@ -1022,7 +1022,7 @@
     </w:p>
     <w:p>
       <w:pPr>
-        <w:pStyle w:val="BodyText"/>
+        <w:pStyle w:val="FirstParagraph"/>
       </w:pPr>
       <w:r>
         <w:t xml:space="preserve">Wzór przygotowała redakcja serwisu</w:t>
@@ -1050,7 +1050,7 @@
           <w:b/>
           <w:bCs/>
         </w:rPr>
-        <w:t xml:space="preserve">Smart-Edu.ai — pierwsza wersja pracy w kilka godzin, nie w kilka miesięcy</w:t>
+        <w:t xml:space="preserve">„Jak napisać pracę magisterską z informatyki” — przewodnik do tego wzoru</w:t>
       </w:r>
     </w:p>
     <w:p>
@@ -1058,21 +1058,21 @@
         <w:pStyle w:val="Note"/>
       </w:pPr>
       <w:r>
-        <w:t xml:space="preserve">Podajesz temat, kierunek studiów i wytyczne promotora, a sztuczna inteligencja generuje unikalny, gotowy do edycji tekst: z poprawną strukturą rozdziałów, przypisami i bibliografią. Rejestracja jest darmowa, płacisz wyłącznie za wygenerowany tekst.</w:t>
+        <w:t xml:space="preserve">Wzór pokazuje układ pracy. Przewodnik pokazuje, jak wypełnić każdy rozdział treścią: dobór metody i narzędzi, analiza wyników, typowe uwagi recenzentów. PDF + EPUB, 49 zł, dostęp od razu po płatności.</w:t>
       </w:r>
     </w:p>
     <w:p>
       <w:pPr>
         <w:pStyle w:val="Note"/>
       </w:pPr>
-      <w:hyperlink r:id="rId33">
+      <w:hyperlink r:id="rId22">
         <w:r>
           <w:rPr>
             <w:rStyle w:val="Hyperlink"/>
             <w:b/>
             <w:bCs/>
           </w:rPr>
-          <w:t xml:space="preserve">www.smart-edu.ai/pl/masters-thesis</w:t>
+          <w:t xml:space="preserve">praca-magisterska.pl/sklep/jak-napisac-prace-magisterska-z-informatyki/</w:t>
         </w:r>
       </w:hyperlink>
     </w:p>
@@ -1081,35 +1081,50 @@
         <w:pStyle w:val="BodyText"/>
       </w:pPr>
       <w:r>
-        <w:t xml:space="preserve">Wolisz napisać pracę w pełni samodzielnie? Pomoże Ci ebook</w:t>
-      </w:r>
-      <w:r>
-        <w:t xml:space="preserve"> </w:t>
-      </w:r>
-      <w:r>
-        <w:rPr>
-          <w:b/>
-          <w:bCs/>
-        </w:rPr>
-        <w:t xml:space="preserve">„Jak napisać pracę magisterską. Kompletny przewodnik od A do Z”</w:t>
-      </w:r>
-      <w:r>
-        <w:t xml:space="preserve"> </w:t>
-      </w:r>
-      <w:r>
-        <w:t xml:space="preserve">— 250 stron praktycznych wskazówek, szablonów i checklist, z rozdziałem o etycznym korzystaniu z AI:</w:t>
-      </w:r>
-      <w:r>
-        <w:t xml:space="preserve"> </w:t>
-      </w:r>
-      <w:hyperlink r:id="rId34">
+        <w:t xml:space="preserve">Chcesz zobaczyć kompletną pracę z przypisami i bibliografią? Zajrzyj do</w:t>
+      </w:r>
+      <w:r>
+        <w:t xml:space="preserve"> </w:t>
+      </w:r>
+      <w:hyperlink r:id="rId23">
         <w:r>
           <w:rPr>
             <w:rStyle w:val="Hyperlink"/>
           </w:rPr>
-          <w:t xml:space="preserve">www.praca-magisterska.pl/sklep/praca-magisterska-ebook/</w:t>
+          <w:t xml:space="preserve">katalogu gotowych prac wzorcowych</w:t>
         </w:r>
       </w:hyperlink>
+      <w:r>
+        <w:t xml:space="preserve"> </w:t>
+      </w:r>
+      <w:r>
+        <w:t xml:space="preserve">(59 zł za pracę).</w:t>
+      </w:r>
+    </w:p>
+    <w:p>
+      <w:pPr>
+        <w:pStyle w:val="BodyText"/>
+      </w:pPr>
+      <w:r>
+        <w:t xml:space="preserve">Generator</w:t>
+      </w:r>
+      <w:r>
+        <w:t xml:space="preserve"> </w:t>
+      </w:r>
+      <w:hyperlink r:id="rId24">
+        <w:r>
+          <w:rPr>
+            <w:rStyle w:val="Hyperlink"/>
+          </w:rPr>
+          <w:t xml:space="preserve">Smart-Edu.ai</w:t>
+        </w:r>
+      </w:hyperlink>
+      <w:r>
+        <w:t xml:space="preserve"> </w:t>
+      </w:r>
+      <w:r>
+        <w:t xml:space="preserve">przygotuje pierwszą wersję tekstu z pomocą sztucznej inteligencji, jeśli wolisz zacząć od szkicu.</w:t>
+      </w:r>
     </w:p>
     <w:p>
       <w:pPr>
@@ -1125,7 +1140,7 @@
       <w:r>
         <w:t xml:space="preserve"> </w:t>
       </w:r>
-      <w:hyperlink r:id="rId35">
+      <w:hyperlink r:id="rId25">
         <w:r>
           <w:rPr>
             <w:rStyle w:val="Hyperlink"/>
@@ -1136,7 +1151,7 @@
         </w:r>
       </w:hyperlink>
     </w:p>
-    <w:bookmarkEnd w:id="36"/>
+    <w:bookmarkEnd w:id="26"/>
     <w:sectPr/>
   </w:body>
 </w:document>
